--- a/docs/tz.docx
+++ b/docs/tz.docx
@@ -170,11 +170,25 @@
         <w:rPr>
           <w:rFonts w:ascii="Liberation Serif" w:hAnsi="Liberation Serif" w:cs="Liberation Serif"/>
         </w:rPr>
-        <w:t>«15» февраля 202</w:t>
-      </w:r>
-      <w:r>
-        <w:rPr>
-          <w:rFonts w:ascii="Liberation Serif" w:hAnsi="Liberation Serif" w:cs="Liberation Serif"/>
+        <w:t>«</w:t>
+      </w:r>
+      <w:r>
+        <w:rPr>
+          <w:rFonts w:ascii="Liberation Serif" w:hAnsi="Liberation Serif" w:cs="Liberation Serif"/>
+          <w:lang w:val="en-US"/>
+        </w:rPr>
+        <w:t>22</w:t>
+      </w:r>
+      <w:r>
+        <w:rPr>
+          <w:rFonts w:ascii="Liberation Serif" w:hAnsi="Liberation Serif" w:cs="Liberation Serif"/>
+        </w:rPr>
+        <w:t>» февраля 202</w:t>
+      </w:r>
+      <w:r>
+        <w:rPr>
+          <w:rFonts w:ascii="Liberation Serif" w:hAnsi="Liberation Serif" w:cs="Liberation Serif"/>
+          <w:lang w:val="en-US"/>
         </w:rPr>
         <w:t>5</w:t>
       </w:r>
@@ -449,11 +463,6 @@
       <w:pPr>
         <w:pStyle w:val="310"/>
         <w:spacing w:line="276" w:lineRule="auto"/>
-        <w:rPr>
-          <w:rFonts w:ascii="Liberation Serif" w:hAnsi="Liberation Serif" w:cs="Liberation Serif"/>
-          <w:szCs w:val="24"/>
-          <w:lang w:val="ru-RU"/>
-        </w:rPr>
       </w:pPr>
       <w:r>
         <w:rPr>
@@ -471,8 +480,10 @@
           <w:rFonts w:ascii="Liberation Serif" w:hAnsi="Liberation Serif" w:cs="Liberation Serif"/>
           <w:b w:val="0"/>
           <w:i w:val="0"/>
+          <w:color w:val="000000" w:themeColor="text1"/>
+          <w:szCs w:val="24"/>
           <w:u w:val="single"/>
-          <w:lang w:val="en-US"/>
+          <w:lang w:val="ru-RU"/>
         </w:rPr>
       </w:pPr>
       <w:r>
@@ -480,150 +491,282 @@
           <w:rFonts w:ascii="Liberation Serif" w:hAnsi="Liberation Serif" w:cs="Liberation Serif"/>
           <w:b w:val="0"/>
           <w:i w:val="0"/>
+          <w:color w:val="000000" w:themeColor="text1"/>
+          <w:szCs w:val="24"/>
           <w:u w:val="single"/>
           <w:lang w:val="ru-RU"/>
         </w:rPr>
-        <w:t>Разработать прототип системы, предоставляющей пользователю возможность поиска и покупки билетов. При покупке билетов пользователю должны начисляться бонусные баллы, которые он сможет использовать для оплаты.</w:t>
+        <w:t>Разработать</w:t>
       </w:r>
       <w:r>
         <w:rPr>
           <w:rFonts w:ascii="Liberation Serif" w:hAnsi="Liberation Serif" w:cs="Liberation Serif"/>
           <w:b w:val="0"/>
           <w:i w:val="0"/>
+          <w:color w:val="000000" w:themeColor="text1"/>
+          <w:szCs w:val="24"/>
           <w:u w:val="single"/>
           <w:lang w:val="ru-RU"/>
         </w:rPr>
-        <w:t xml:space="preserve"> </w:t>
+        <w:t xml:space="preserve"> прототип системы</w:t>
       </w:r>
       <w:r>
         <w:rPr>
           <w:rFonts w:ascii="Liberation Serif" w:hAnsi="Liberation Serif" w:cs="Liberation Serif"/>
           <w:b w:val="0"/>
           <w:i w:val="0"/>
+          <w:color w:val="000000" w:themeColor="text1"/>
+          <w:szCs w:val="24"/>
           <w:u w:val="single"/>
           <w:lang w:val="ru-RU"/>
         </w:rPr>
-        <w:t>Система должна быть построена на основе микросервисной архитектуры, где каждый сервис отвечает за свою задачу: управление пользовательскими данными и авторизацией, поиск и покупку билетов, обработку информации о полетах, управление бонусной программой, сбор и анализ статистики, а также предоставление ограниченного функционала для сторонних приложений. Каждый сервис должен работать с собственной базой данных и не иметь прямого доступа к данным других сервисов.</w:t>
+        <w:t xml:space="preserve">, </w:t>
       </w:r>
       <w:r>
         <w:rPr>
           <w:rFonts w:ascii="Liberation Serif" w:hAnsi="Liberation Serif" w:cs="Liberation Serif"/>
           <w:b w:val="0"/>
           <w:i w:val="0"/>
+          <w:color w:val="000000" w:themeColor="text1"/>
+          <w:szCs w:val="24"/>
           <w:u w:val="single"/>
           <w:lang w:val="ru-RU"/>
         </w:rPr>
-        <w:t xml:space="preserve"> </w:t>
+        <w:t>предоставляющей пользователю возможность поиска и покупки билетов</w:t>
       </w:r>
       <w:r>
         <w:rPr>
           <w:rFonts w:ascii="Liberation Serif" w:hAnsi="Liberation Serif" w:cs="Liberation Serif"/>
           <w:b w:val="0"/>
           <w:i w:val="0"/>
+          <w:color w:val="000000" w:themeColor="text1"/>
+          <w:szCs w:val="24"/>
           <w:u w:val="single"/>
           <w:lang w:val="ru-RU"/>
         </w:rPr>
-        <w:t>Взаимодейств</w:t>
+        <w:t xml:space="preserve">. </w:t>
       </w:r>
       <w:r>
         <w:rPr>
           <w:rFonts w:ascii="Liberation Serif" w:hAnsi="Liberation Serif" w:cs="Liberation Serif"/>
           <w:b w:val="0"/>
           <w:i w:val="0"/>
+          <w:color w:val="000000" w:themeColor="text1"/>
+          <w:szCs w:val="24"/>
           <w:u w:val="single"/>
           <w:lang w:val="ru-RU"/>
         </w:rPr>
-        <w:t xml:space="preserve">ие </w:t>
+        <w:t>При покупке билетов пользователю должны начисляться баллы, которые он сможет использовать для оплаты.</w:t>
       </w:r>
       <w:r>
         <w:rPr>
           <w:rFonts w:ascii="Liberation Serif" w:hAnsi="Liberation Serif" w:cs="Liberation Serif"/>
           <w:b w:val="0"/>
           <w:i w:val="0"/>
+          <w:color w:val="000000" w:themeColor="text1"/>
+          <w:szCs w:val="24"/>
           <w:u w:val="single"/>
           <w:lang w:val="ru-RU"/>
         </w:rPr>
-        <w:t>между сервисами должно быть защищено механизмом авторизации и аутентификации, обеспечивающим контроль доступа к различным функциям системы. Должна быть реализована поддержка ролевой модели, где права доступа пользователей определяются их статусом в системе.</w:t>
+        <w:t xml:space="preserve"> Система должна состоять из микросервисов, каждый из которых отвечает за свою задачу</w:t>
       </w:r>
       <w:r>
         <w:rPr>
           <w:rFonts w:ascii="Liberation Serif" w:hAnsi="Liberation Serif" w:cs="Liberation Serif"/>
           <w:b w:val="0"/>
           <w:i w:val="0"/>
+          <w:color w:val="000000" w:themeColor="text1"/>
+          <w:szCs w:val="24"/>
           <w:u w:val="single"/>
           <w:lang w:val="ru-RU"/>
         </w:rPr>
-        <w:t xml:space="preserve"> </w:t>
+        <w:t xml:space="preserve">: </w:t>
       </w:r>
       <w:r>
         <w:rPr>
           <w:rFonts w:ascii="Liberation Serif" w:hAnsi="Liberation Serif" w:cs="Liberation Serif"/>
           <w:b w:val="0"/>
           <w:i w:val="0"/>
+          <w:color w:val="000000" w:themeColor="text1"/>
+          <w:szCs w:val="24"/>
           <w:u w:val="single"/>
           <w:lang w:val="ru-RU"/>
         </w:rPr>
-        <w:t>Все ключевые события и операции в системе должны логироваться. Для передачи и обработки событий должен использоваться механизм асинхронного взаимодействия, например, с использованием Kafka. Сервис статистики должен агрегировать поступающие данные и обеспечивать возможность их последующего анализа и построения отчетов, доступных только определенным категориям пользователей.</w:t>
+        <w:t>сервис пользовательского интерфейса</w:t>
       </w:r>
       <w:r>
         <w:rPr>
           <w:rFonts w:ascii="Liberation Serif" w:hAnsi="Liberation Serif" w:cs="Liberation Serif"/>
           <w:b w:val="0"/>
           <w:i w:val="0"/>
+          <w:color w:val="000000" w:themeColor="text1"/>
+          <w:szCs w:val="24"/>
           <w:u w:val="single"/>
           <w:lang w:val="ru-RU"/>
         </w:rPr>
-        <w:t xml:space="preserve"> </w:t>
+        <w:t>;</w:t>
       </w:r>
       <w:r>
         <w:rPr>
           <w:rFonts w:ascii="Liberation Serif" w:hAnsi="Liberation Serif" w:cs="Liberation Serif"/>
           <w:b w:val="0"/>
           <w:i w:val="0"/>
+          <w:color w:val="000000" w:themeColor="text1"/>
+          <w:szCs w:val="24"/>
           <w:u w:val="single"/>
           <w:lang w:val="ru-RU"/>
         </w:rPr>
-        <w:t xml:space="preserve">Развертывание системы должно быть организовано в контейнеризированной </w:t>
+        <w:t xml:space="preserve"> сервис авторизации и работы с пользовательскими данными</w:t>
       </w:r>
       <w:r>
         <w:rPr>
           <w:rFonts w:ascii="Liberation Serif" w:hAnsi="Liberation Serif" w:cs="Liberation Serif"/>
           <w:b w:val="0"/>
           <w:i w:val="0"/>
+          <w:color w:val="000000" w:themeColor="text1"/>
+          <w:szCs w:val="24"/>
           <w:u w:val="single"/>
           <w:lang w:val="ru-RU"/>
         </w:rPr>
-        <w:lastRenderedPageBreak/>
-        <w:t>среде с использованием Docker. Оркестрация и управление развернутыми сервисами должны выполняться через Kubernetes, обеспечивая отказоустойчивость, балансировку нагрузки и возможность автоматического масштабирования. Публикация сервисов наружу должна осуществляться через централизованный механизм маршрутизации.</w:t>
+        <w:t xml:space="preserve">; </w:t>
       </w:r>
       <w:r>
         <w:rPr>
           <w:rFonts w:ascii="Liberation Serif" w:hAnsi="Liberation Serif" w:cs="Liberation Serif"/>
           <w:b w:val="0"/>
           <w:i w:val="0"/>
+          <w:color w:val="000000" w:themeColor="text1"/>
+          <w:szCs w:val="24"/>
           <w:u w:val="single"/>
           <w:lang w:val="ru-RU"/>
         </w:rPr>
-        <w:t xml:space="preserve"> </w:t>
+        <w:t xml:space="preserve">сервис </w:t>
       </w:r>
       <w:r>
         <w:rPr>
           <w:rFonts w:ascii="Liberation Serif" w:hAnsi="Liberation Serif" w:cs="Liberation Serif"/>
           <w:b w:val="0"/>
           <w:i w:val="0"/>
+          <w:color w:val="000000" w:themeColor="text1"/>
+          <w:szCs w:val="24"/>
           <w:u w:val="single"/>
           <w:lang w:val="ru-RU"/>
         </w:rPr>
-        <w:t>Все сервисы должны поддерживать гибкую систему конфигурации, позволяющую изменять параметры их работы без необходимости внесения изменений в исходный код. Для автоматизированного развертывания и управления настройками сервисов необходимо использовать Helm Charts.</w:t>
+        <w:t xml:space="preserve">поиска и покупки </w:t>
+      </w:r>
+      <w:r>
+        <w:rPr>
+          <w:rFonts w:ascii="Liberation Serif" w:hAnsi="Liberation Serif" w:cs="Liberation Serif"/>
+          <w:b w:val="0"/>
+          <w:i w:val="0"/>
+          <w:color w:val="000000" w:themeColor="text1"/>
+          <w:szCs w:val="24"/>
+          <w:u w:val="single"/>
+          <w:lang w:val="ru-RU"/>
+        </w:rPr>
+        <w:t xml:space="preserve"> билет</w:t>
+      </w:r>
+      <w:r>
+        <w:rPr>
+          <w:rFonts w:ascii="Liberation Serif" w:hAnsi="Liberation Serif" w:cs="Liberation Serif"/>
+          <w:b w:val="0"/>
+          <w:i w:val="0"/>
+          <w:color w:val="000000" w:themeColor="text1"/>
+          <w:szCs w:val="24"/>
+          <w:u w:val="single"/>
+          <w:lang w:val="ru-RU"/>
+        </w:rPr>
+        <w:t>ов</w:t>
+      </w:r>
+      <w:r>
+        <w:rPr>
+          <w:rFonts w:ascii="Liberation Serif" w:hAnsi="Liberation Serif" w:cs="Liberation Serif"/>
+          <w:b w:val="0"/>
+          <w:i w:val="0"/>
+          <w:color w:val="000000" w:themeColor="text1"/>
+          <w:szCs w:val="24"/>
+          <w:u w:val="single"/>
+          <w:lang w:val="ru-RU"/>
+        </w:rPr>
+        <w:t xml:space="preserve">; </w:t>
+      </w:r>
+      <w:r>
+        <w:rPr>
+          <w:rFonts w:ascii="Liberation Serif" w:hAnsi="Liberation Serif" w:cs="Liberation Serif"/>
+          <w:b w:val="0"/>
+          <w:i w:val="0"/>
+          <w:color w:val="000000" w:themeColor="text1"/>
+          <w:szCs w:val="24"/>
+          <w:u w:val="single"/>
+          <w:lang w:val="ru-RU"/>
+        </w:rPr>
+        <w:t>сервис работы с полетами</w:t>
+      </w:r>
+      <w:r>
+        <w:rPr>
+          <w:rFonts w:ascii="Liberation Serif" w:hAnsi="Liberation Serif" w:cs="Liberation Serif"/>
+          <w:b w:val="0"/>
+          <w:i w:val="0"/>
+          <w:color w:val="000000" w:themeColor="text1"/>
+          <w:szCs w:val="24"/>
+          <w:u w:val="single"/>
+          <w:lang w:val="ru-RU"/>
+        </w:rPr>
+        <w:t>;</w:t>
+      </w:r>
+      <w:r>
+        <w:rPr>
+          <w:rFonts w:ascii="Liberation Serif" w:hAnsi="Liberation Serif" w:cs="Liberation Serif"/>
+          <w:b w:val="0"/>
+          <w:i w:val="0"/>
+          <w:color w:val="000000" w:themeColor="text1"/>
+          <w:szCs w:val="24"/>
+          <w:u w:val="single"/>
+          <w:lang w:val="ru-RU"/>
+        </w:rPr>
+        <w:t xml:space="preserve"> сервис бонусной программы</w:t>
+      </w:r>
+      <w:r>
+        <w:rPr>
+          <w:rFonts w:ascii="Liberation Serif" w:hAnsi="Liberation Serif" w:cs="Liberation Serif"/>
+          <w:b w:val="0"/>
+          <w:i w:val="0"/>
+          <w:color w:val="000000" w:themeColor="text1"/>
+          <w:szCs w:val="24"/>
+          <w:u w:val="single"/>
+          <w:lang w:val="ru-RU"/>
+        </w:rPr>
+        <w:t xml:space="preserve">; </w:t>
+      </w:r>
+      <w:r>
+        <w:rPr>
+          <w:rFonts w:ascii="Liberation Serif" w:hAnsi="Liberation Serif" w:cs="Liberation Serif"/>
+          <w:b w:val="0"/>
+          <w:i w:val="0"/>
+          <w:color w:val="000000" w:themeColor="text1"/>
+          <w:szCs w:val="24"/>
+          <w:u w:val="single"/>
+          <w:lang w:val="ru-RU"/>
+        </w:rPr>
+        <w:t>сервис статистики</w:t>
+      </w:r>
+      <w:r>
+        <w:rPr>
+          <w:rFonts w:ascii="Liberation Serif" w:hAnsi="Liberation Serif" w:cs="Liberation Serif"/>
+          <w:b w:val="0"/>
+          <w:i w:val="0"/>
+          <w:color w:val="000000" w:themeColor="text1"/>
+          <w:szCs w:val="24"/>
+          <w:u w:val="single"/>
+          <w:lang w:val="ru-RU"/>
+        </w:rPr>
+        <w:t>; сервис агрегирования запросов и предоставления ограниченного функционала для сторонних приложений. Каждый сервис при необходимости может иметь доступ к связанной с ним базе данных, но не должен иметь доступа к базам данных других сервисов. Все запросы между сервисами требуют авторизацию. Сделать свою реализацию Identity Provider с OpenID Connect. Запросы пользователей делятся на две категории: запросы, требующие авторизации пользователя, и запросы, доступные для всех пользователей, даже неавторизованных. Все ошибки должны обрабатываться; в случае недоступности некритичного функционала должна осуществляться деградация функциональности. Все действия на сервисах должны логироваться, соответствующая информация должна отправляться через Kafka в сервис статистики, где для администратора должна быть реализована возможность построения отчёта по пришедшим данным.</w:t>
       </w:r>
     </w:p>
     <w:p>
       <w:pPr>
         <w:pStyle w:val="310"/>
         <w:spacing w:line="276" w:lineRule="auto"/>
-        <w:rPr>
-          <w:lang w:val="ru-RU"/>
-        </w:rPr>
       </w:pPr>
     </w:p>
     <w:p>
@@ -719,7 +862,25 @@
         <w:rPr>
           <w:rFonts w:ascii="Liberation Serif" w:hAnsi="Liberation Serif" w:cs="Liberation Serif"/>
         </w:rPr>
-        <w:t>1</w:t>
+        <w:t>22</w:t>
+      </w:r>
+      <w:r>
+        <w:rPr>
+          <w:rFonts w:ascii="Liberation Serif" w:hAnsi="Liberation Serif" w:cs="Liberation Serif"/>
+        </w:rPr>
+        <w:t xml:space="preserve">» </w:t>
+      </w:r>
+      <w:r>
+        <w:rPr>
+          <w:rFonts w:ascii="Liberation Serif" w:hAnsi="Liberation Serif" w:cs="Liberation Serif"/>
+        </w:rPr>
+        <w:t>февраля</w:t>
+      </w:r>
+      <w:r>
+        <w:rPr>
+          <w:rFonts w:ascii="Liberation Serif" w:hAnsi="Liberation Serif" w:cs="Liberation Serif"/>
+        </w:rPr>
+        <w:t xml:space="preserve"> 202</w:t>
       </w:r>
       <w:r>
         <w:rPr>
@@ -731,19 +892,7 @@
         <w:rPr>
           <w:rFonts w:ascii="Liberation Serif" w:hAnsi="Liberation Serif" w:cs="Liberation Serif"/>
         </w:rPr>
-        <w:t xml:space="preserve">» </w:t>
-      </w:r>
-      <w:r>
-        <w:rPr>
-          <w:rFonts w:ascii="Liberation Serif" w:hAnsi="Liberation Serif" w:cs="Liberation Serif"/>
-        </w:rPr>
-        <w:t>февраля</w:t>
-      </w:r>
-      <w:r>
-        <w:rPr>
-          <w:rFonts w:ascii="Liberation Serif" w:hAnsi="Liberation Serif" w:cs="Liberation Serif"/>
-        </w:rPr>
-        <w:t xml:space="preserve"> 2024 г.</w:t>
+        <w:t xml:space="preserve"> г.</w:t>
       </w:r>
     </w:p>
     <w:p>
@@ -1785,6 +1934,7 @@
   <w:style w:type="character" w:default="1" w:styleId="a0">
     <w:name w:val="Default Paragraph Font"/>
     <w:uiPriority w:val="1"/>
+    <w:semiHidden/>
     <w:unhideWhenUsed/>
   </w:style>
   <w:style w:type="table" w:default="1" w:styleId="a1">
